--- a/public/templates/AIP Pentest Report - Engine Template .docx
+++ b/public/templates/AIP Pentest Report - Engine Template .docx
@@ -47,12 +47,12 @@
             <wp:extent cx="7856371" cy="10163175"/>
             <wp:effectExtent b="0" l="0" r="0" t="0"/>
             <wp:wrapNone/>
-            <wp:docPr id="1" name="image2.jpg"/>
+            <wp:docPr id="1" name="image3.jpg"/>
             <a:graphic>
               <a:graphicData uri="http://schemas.openxmlformats.org/drawingml/2006/picture">
                 <pic:pic>
                   <pic:nvPicPr>
-                    <pic:cNvPr id="0" name="image2.jpg"/>
+                    <pic:cNvPr id="0" name="image3.jpg"/>
                     <pic:cNvPicPr preferRelativeResize="0"/>
                   </pic:nvPicPr>
                   <pic:blipFill>
@@ -1081,7 +1081,7 @@
           <w:szCs w:val="23"/>
           <w:rtl w:val="0"/>
         </w:rPr>
-        <w:t xml:space="preserve">Penetration Test on {{TARGET}}</w:t>
+        <w:t xml:space="preserve">Penetration Test on {{TARGET]]</w:t>
       </w:r>
     </w:p>
     <w:p>
@@ -1412,12 +1412,12 @@
             <wp:extent cx="5329238" cy="5334000"/>
             <wp:effectExtent b="0" l="0" r="0" t="0"/>
             <wp:wrapSquare wrapText="bothSides" distB="114300" distT="114300" distL="114300" distR="114300"/>
-            <wp:docPr id="2" name="image1.png"/>
+            <wp:docPr id="2" name="image2.png"/>
             <a:graphic>
               <a:graphicData uri="http://schemas.openxmlformats.org/drawingml/2006/picture">
                 <pic:pic>
                   <pic:nvPicPr>
-                    <pic:cNvPr id="0" name="image1.png"/>
+                    <pic:cNvPr id="0" name="image2.png"/>
                     <pic:cNvPicPr preferRelativeResize="0"/>
                   </pic:nvPicPr>
                   <pic:blipFill>
@@ -1617,7 +1617,7 @@
                 <w:szCs w:val="24"/>
                 <w:rtl w:val="0"/>
               </w:rPr>
-              <w:t xml:space="preserve">{{REPORT_VERSION}}</w:t>
+              <w:t xml:space="preserve">{{REPORT_VERSION</w:t>
             </w:r>
           </w:p>
         </w:tc>
@@ -1671,7 +1671,7 @@
                 <w:szCs w:val="24"/>
                 <w:rtl w:val="0"/>
               </w:rPr>
-              <w:t xml:space="preserve">{{TESTER_NAME}}</w:t>
+              <w:t xml:space="preserve">{{TESTER_NAME]]</w:t>
             </w:r>
           </w:p>
         </w:tc>
@@ -1772,7 +1772,7 @@
     </w:p>
     <w:sdt>
       <w:sdtPr>
-        <w:id w:val="2122637585"/>
+        <w:id w:val="-2049185710"/>
         <w:docPartObj>
           <w:docPartGallery w:val="Table of Contents"/>
           <w:docPartUnique w:val="1"/>
@@ -3174,12 +3174,12 @@
           <wp:inline distB="114300" distT="114300" distL="114300" distR="114300">
             <wp:extent cx="928688" cy="928688"/>
             <wp:effectExtent b="0" l="0" r="0" t="0"/>
-            <wp:docPr id="3" name="image3.png"/>
+            <wp:docPr id="3" name="image1.png"/>
             <a:graphic>
               <a:graphicData uri="http://schemas.openxmlformats.org/drawingml/2006/picture">
                 <pic:pic>
                   <pic:nvPicPr>
-                    <pic:cNvPr id="0" name="image3.png"/>
+                    <pic:cNvPr id="0" name="image1.png"/>
                     <pic:cNvPicPr preferRelativeResize="0"/>
                   </pic:nvPicPr>
                   <pic:blipFill>
@@ -3592,7 +3592,7 @@
     <w:sdt>
       <w:sdtPr>
         <w:lock w:val="contentLocked"/>
-        <w:id w:val="1709872953"/>
+        <w:id w:val="461929697"/>
         <w:tag w:val="goog_rdk_0"/>
       </w:sdtPr>
       <w:sdtContent>
@@ -3857,7 +3857,7 @@
                     <w:rFonts w:ascii="IBM Plex Sans" w:cs="IBM Plex Sans" w:eastAsia="IBM Plex Sans" w:hAnsi="IBM Plex Sans"/>
                     <w:rtl w:val="0"/>
                   </w:rPr>
-                  <w:t xml:space="preserve">{{INFO_COUNT}}</w:t>
+                  <w:t xml:space="preserve">{{INFO_COUNT]]</w:t>
                 </w:r>
               </w:p>
             </w:tc>
@@ -4230,7 +4230,7 @@
     <w:sdt>
       <w:sdtPr>
         <w:lock w:val="contentLocked"/>
-        <w:id w:val="-2054949042"/>
+        <w:id w:val="484871040"/>
         <w:tag w:val="goog_rdk_1"/>
       </w:sdtPr>
       <w:sdtContent>
@@ -5442,7 +5442,7 @@
           <w:rFonts w:ascii="IBM Plex Sans" w:cs="IBM Plex Sans" w:eastAsia="IBM Plex Sans" w:hAnsi="IBM Plex Sans"/>
           <w:rtl w:val="0"/>
         </w:rPr>
-        <w:t xml:space="preserve">{{impact}}</w:t>
+        <w:t xml:space="preserve">{{impact}</w:t>
       </w:r>
     </w:p>
     <w:p>
@@ -5711,13 +5711,24 @@
     </w:p>
     <w:p>
       <w:pPr>
-        <w:rPr>
-          <w:rFonts w:ascii="IBM Plex Sans" w:cs="IBM Plex Sans" w:eastAsia="IBM Plex Sans" w:hAnsi="IBM Plex Sans"/>
-        </w:rPr>
-      </w:pPr>
-      <w:r>
-        <w:rPr>
-          <w:rFonts w:ascii="IBM Plex Sans" w:cs="IBM Plex Sans" w:eastAsia="IBM Plex Sans" w:hAnsi="IBM Plex Sans"/>
+        <w:pStyle w:val="Heading2"/>
+        <w:rPr>
+          <w:rFonts w:ascii="IBM Plex Sans" w:cs="IBM Plex Sans" w:eastAsia="IBM Plex Sans" w:hAnsi="IBM Plex Sans"/>
+          <w:b w:val="1"/>
+          <w:bCs w:val="1"/>
+          <w:sz w:val="42"/>
+          <w:szCs w:val="42"/>
+        </w:rPr>
+      </w:pPr>
+      <w:bookmarkStart w:colFirst="0" w:colLast="0" w:name="_heading=h.jmbgrfkhb926" w:id="20"/>
+      <w:bookmarkEnd w:id="20"/>
+      <w:r>
+        <w:rPr>
+          <w:rFonts w:ascii="IBM Plex Sans" w:cs="IBM Plex Sans" w:eastAsia="IBM Plex Sans" w:hAnsi="IBM Plex Sans"/>
+          <w:b w:val="1"/>
+          <w:bCs w:val="1"/>
+          <w:sz w:val="42"/>
+          <w:szCs w:val="42"/>
           <w:rtl w:val="0"/>
         </w:rPr>
         <w:t xml:space="preserve">{{/findings}}</w:t>
@@ -5749,8 +5760,8 @@
           <w:color w:val="064e3b"/>
         </w:rPr>
       </w:pPr>
-      <w:bookmarkStart w:colFirst="0" w:colLast="0" w:name="_heading=h.hpmnc3gdvycv" w:id="20"/>
-      <w:bookmarkEnd w:id="20"/>
+      <w:bookmarkStart w:colFirst="0" w:colLast="0" w:name="_heading=h.hpmnc3gdvycv" w:id="21"/>
+      <w:bookmarkEnd w:id="21"/>
       <w:r>
         <w:br w:type="page"/>
       </w:r>
@@ -5770,8 +5781,8 @@
           <w:color w:val="064e3b"/>
         </w:rPr>
       </w:pPr>
-      <w:bookmarkStart w:colFirst="0" w:colLast="0" w:name="_heading=h.ydp05i6nnsp" w:id="21"/>
-      <w:bookmarkEnd w:id="21"/>
+      <w:bookmarkStart w:colFirst="0" w:colLast="0" w:name="_heading=h.ydp05i6nnsp" w:id="22"/>
+      <w:bookmarkEnd w:id="22"/>
       <w:r>
         <w:rPr>
           <w:rFonts w:ascii="IBM Plex Sans" w:cs="IBM Plex Sans" w:eastAsia="IBM Plex Sans" w:hAnsi="IBM Plex Sans"/>
@@ -5792,8 +5803,8 @@
           <w:szCs w:val="48"/>
         </w:rPr>
       </w:pPr>
-      <w:bookmarkStart w:colFirst="0" w:colLast="0" w:name="_heading=h.9hc0f77doppw" w:id="22"/>
-      <w:bookmarkEnd w:id="22"/>
+      <w:bookmarkStart w:colFirst="0" w:colLast="0" w:name="_heading=h.9hc0f77doppw" w:id="23"/>
+      <w:bookmarkEnd w:id="23"/>
       <w:r>
         <w:rPr>
           <w:rtl w:val="0"/>
@@ -5862,8 +5873,8 @@
           <w:rFonts w:ascii="IBM Plex Sans" w:cs="IBM Plex Sans" w:eastAsia="IBM Plex Sans" w:hAnsi="IBM Plex Sans"/>
         </w:rPr>
       </w:pPr>
-      <w:bookmarkStart w:colFirst="0" w:colLast="0" w:name="_heading=h.l1a82dfgjzek" w:id="23"/>
-      <w:bookmarkEnd w:id="23"/>
+      <w:bookmarkStart w:colFirst="0" w:colLast="0" w:name="_heading=h.l1a82dfgjzek" w:id="24"/>
+      <w:bookmarkEnd w:id="24"/>
       <w:r>
         <w:rPr>
           <w:rFonts w:ascii="IBM Plex Sans" w:cs="IBM Plex Sans" w:eastAsia="IBM Plex Sans" w:hAnsi="IBM Plex Sans"/>
@@ -6242,8 +6253,8 @@
           <w:color w:val="34d399"/>
         </w:rPr>
       </w:pPr>
-      <w:bookmarkStart w:colFirst="0" w:colLast="0" w:name="_heading=h.k5zz4s1ovofg" w:id="24"/>
-      <w:bookmarkEnd w:id="24"/>
+      <w:bookmarkStart w:colFirst="0" w:colLast="0" w:name="_heading=h.k5zz4s1ovofg" w:id="25"/>
+      <w:bookmarkEnd w:id="25"/>
       <w:r>
         <w:rPr>
           <w:rtl w:val="0"/>
@@ -6261,8 +6272,8 @@
           <w:color w:val="34d399"/>
         </w:rPr>
       </w:pPr>
-      <w:bookmarkStart w:colFirst="0" w:colLast="0" w:name="_heading=h.pwg15d37gotb" w:id="25"/>
-      <w:bookmarkEnd w:id="25"/>
+      <w:bookmarkStart w:colFirst="0" w:colLast="0" w:name="_heading=h.pwg15d37gotb" w:id="26"/>
+      <w:bookmarkEnd w:id="26"/>
       <w:r>
         <w:rPr>
           <w:rtl w:val="0"/>
@@ -6280,8 +6291,8 @@
           <w:color w:val="34d399"/>
         </w:rPr>
       </w:pPr>
-      <w:bookmarkStart w:colFirst="0" w:colLast="0" w:name="_heading=h.17l2zyu7ec8" w:id="26"/>
-      <w:bookmarkEnd w:id="26"/>
+      <w:bookmarkStart w:colFirst="0" w:colLast="0" w:name="_heading=h.17l2zyu7ec8" w:id="27"/>
+      <w:bookmarkEnd w:id="27"/>
       <w:r>
         <w:rPr>
           <w:rFonts w:ascii="IBM Plex Sans" w:cs="IBM Plex Sans" w:eastAsia="IBM Plex Sans" w:hAnsi="IBM Plex Sans"/>
@@ -8383,7 +8394,7 @@
 
 <file path=customXML/item1.xml><?xml version="1.0" encoding="utf-8"?>
 <go:gDocsCustomXmlDataStorage xmlns:go="http://customooxmlschemas.google.com/" xmlns:r="http://schemas.openxmlformats.org/officeDocument/2006/relationships" uri="GoogleDocsCustomDataVersion2">
-  <go:docsCustomData xmlns:go="http://customooxmlschemas.google.com/" roundtripDataSignature="AMtx7mjx8znoMAxbiOWu716EBmrd1XPNjA==">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</go:docsCustomData>
+  <go:docsCustomData xmlns:go="http://customooxmlschemas.google.com/" roundtripDataSignature="AMtx7mg1NialLs3nd8FqvhDCdaDdvNGiuA==">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</go:docsCustomData>
 </go:gDocsCustomXmlDataStorage>
 </file>
 

--- a/public/templates/AIP Pentest Report - Engine Template .docx
+++ b/public/templates/AIP Pentest Report - Engine Template .docx
@@ -47,12 +47,12 @@
             <wp:extent cx="7856371" cy="10163175"/>
             <wp:effectExtent b="0" l="0" r="0" t="0"/>
             <wp:wrapNone/>
-            <wp:docPr id="1" name="image3.jpg"/>
+            <wp:docPr id="1" name="image1.jpg"/>
             <a:graphic>
               <a:graphicData uri="http://schemas.openxmlformats.org/drawingml/2006/picture">
                 <pic:pic>
                   <pic:nvPicPr>
-                    <pic:cNvPr id="0" name="image3.jpg"/>
+                    <pic:cNvPr id="0" name="image1.jpg"/>
                     <pic:cNvPicPr preferRelativeResize="0"/>
                   </pic:nvPicPr>
                   <pic:blipFill>
@@ -1617,7 +1617,7 @@
                 <w:szCs w:val="24"/>
                 <w:rtl w:val="0"/>
               </w:rPr>
-              <w:t xml:space="preserve">{{REPORT_VERSION</w:t>
+              <w:t xml:space="preserve">{{REPORT_VERSION}}</w:t>
             </w:r>
           </w:p>
         </w:tc>
@@ -1671,7 +1671,7 @@
                 <w:szCs w:val="24"/>
                 <w:rtl w:val="0"/>
               </w:rPr>
-              <w:t xml:space="preserve">{{TESTER_NAME]]</w:t>
+              <w:t xml:space="preserve">AIP Hacker Agent</w:t>
             </w:r>
           </w:p>
         </w:tc>
@@ -1772,7 +1772,7 @@
     </w:p>
     <w:sdt>
       <w:sdtPr>
-        <w:id w:val="-2049185710"/>
+        <w:id w:val="1760904624"/>
         <w:docPartObj>
           <w:docPartGallery w:val="Table of Contents"/>
           <w:docPartUnique w:val="1"/>
@@ -1782,7 +1782,7 @@
         <w:p>
           <w:pPr>
             <w:tabs>
-              <w:tab w:val="right" w:leader="none" w:pos="12000"/>
+              <w:tab w:val="right" w:leader="dot" w:pos="12000"/>
             </w:tabs>
             <w:spacing w:before="60" w:lineRule="auto"/>
             <w:rPr>
@@ -1800,19 +1800,10 @@
           <w:hyperlink w:anchor="_heading=h.4rux5xkum9ro">
             <w:r>
               <w:rPr>
-                <w:rFonts w:ascii="IBM Plex Sans" w:cs="IBM Plex Sans" w:eastAsia="IBM Plex Sans" w:hAnsi="IBM Plex Sans"/>
                 <w:b w:val="1"/>
                 <w:bCs w:val="1"/>
-                <w:i w:val="0"/>
-                <w:iCs w:val="0"/>
-                <w:smallCaps w:val="0"/>
-                <w:strike w:val="0"/>
                 <w:color w:val="000000"/>
-                <w:sz w:val="22"/>
-                <w:szCs w:val="22"/>
                 <w:u w:val="none"/>
-                <w:shd w:fill="auto" w:val="clear"/>
-                <w:vertAlign w:val="baseline"/>
                 <w:rtl w:val="0"/>
               </w:rPr>
               <w:t xml:space="preserve">Table of Contents</w:t>
@@ -1829,7 +1820,7 @@
         <w:p>
           <w:pPr>
             <w:tabs>
-              <w:tab w:val="right" w:leader="none" w:pos="12000"/>
+              <w:tab w:val="right" w:leader="dot" w:pos="12000"/>
             </w:tabs>
             <w:spacing w:before="60" w:lineRule="auto"/>
             <w:rPr>
@@ -1842,19 +1833,10 @@
           <w:hyperlink w:anchor="_heading=h.flwqcdbs0kgw">
             <w:r>
               <w:rPr>
-                <w:rFonts w:ascii="Verdana" w:cs="Verdana" w:eastAsia="Verdana" w:hAnsi="Verdana"/>
                 <w:b w:val="1"/>
                 <w:bCs w:val="1"/>
-                <w:i w:val="0"/>
-                <w:iCs w:val="0"/>
-                <w:smallCaps w:val="0"/>
-                <w:strike w:val="0"/>
                 <w:color w:val="000000"/>
-                <w:sz w:val="22"/>
-                <w:szCs w:val="22"/>
                 <w:u w:val="none"/>
-                <w:shd w:fill="auto" w:val="clear"/>
-                <w:vertAlign w:val="baseline"/>
                 <w:rtl w:val="0"/>
               </w:rPr>
               <w:t xml:space="preserve">About Affordable Pentesting</w:t>
@@ -1871,7 +1853,7 @@
         <w:p>
           <w:pPr>
             <w:tabs>
-              <w:tab w:val="right" w:leader="none" w:pos="12000"/>
+              <w:tab w:val="right" w:leader="dot" w:pos="12000"/>
             </w:tabs>
             <w:spacing w:before="60" w:lineRule="auto"/>
             <w:ind w:left="720" w:firstLine="0"/>
@@ -1883,19 +1865,8 @@
           <w:hyperlink w:anchor="_heading=h.e7uqmm3nyvmu">
             <w:r>
               <w:rPr>
-                <w:rFonts w:ascii="Verdana" w:cs="Verdana" w:eastAsia="Verdana" w:hAnsi="Verdana"/>
-                <w:b w:val="0"/>
-                <w:bCs w:val="0"/>
-                <w:i w:val="0"/>
-                <w:iCs w:val="0"/>
-                <w:smallCaps w:val="0"/>
-                <w:strike w:val="0"/>
                 <w:color w:val="000000"/>
-                <w:sz w:val="22"/>
-                <w:szCs w:val="22"/>
                 <w:u w:val="none"/>
-                <w:shd w:fill="auto" w:val="clear"/>
-                <w:vertAlign w:val="baseline"/>
                 <w:rtl w:val="0"/>
               </w:rPr>
               <w:t xml:space="preserve">Third-Party Attestation Statement</w:t>
@@ -1912,7 +1883,7 @@
         <w:p>
           <w:pPr>
             <w:tabs>
-              <w:tab w:val="right" w:leader="none" w:pos="12000"/>
+              <w:tab w:val="right" w:leader="dot" w:pos="12000"/>
             </w:tabs>
             <w:spacing w:before="60" w:lineRule="auto"/>
             <w:rPr>
@@ -1925,19 +1896,10 @@
           <w:hyperlink w:anchor="_heading=h.3lip5046076p">
             <w:r>
               <w:rPr>
-                <w:rFonts w:ascii="IBM Plex Sans" w:cs="IBM Plex Sans" w:eastAsia="IBM Plex Sans" w:hAnsi="IBM Plex Sans"/>
                 <w:b w:val="1"/>
                 <w:bCs w:val="1"/>
-                <w:i w:val="0"/>
-                <w:iCs w:val="0"/>
-                <w:smallCaps w:val="0"/>
-                <w:strike w:val="0"/>
                 <w:color w:val="000000"/>
-                <w:sz w:val="22"/>
-                <w:szCs w:val="22"/>
                 <w:u w:val="none"/>
-                <w:shd w:fill="auto" w:val="clear"/>
-                <w:vertAlign w:val="baseline"/>
                 <w:rtl w:val="0"/>
               </w:rPr>
               <w:t xml:space="preserve">Executive Summary</w:t>
@@ -1954,7 +1916,7 @@
         <w:p>
           <w:pPr>
             <w:tabs>
-              <w:tab w:val="right" w:leader="none" w:pos="12000"/>
+              <w:tab w:val="right" w:leader="dot" w:pos="12000"/>
             </w:tabs>
             <w:spacing w:before="60" w:lineRule="auto"/>
             <w:rPr>
@@ -1967,19 +1929,10 @@
           <w:hyperlink w:anchor="_heading=h.r6cwjzfa8xr2">
             <w:r>
               <w:rPr>
-                <w:rFonts w:ascii="Verdana" w:cs="Verdana" w:eastAsia="Verdana" w:hAnsi="Verdana"/>
                 <w:b w:val="1"/>
                 <w:bCs w:val="1"/>
-                <w:i w:val="0"/>
-                <w:iCs w:val="0"/>
-                <w:smallCaps w:val="0"/>
-                <w:strike w:val="0"/>
                 <w:color w:val="000000"/>
-                <w:sz w:val="22"/>
-                <w:szCs w:val="22"/>
                 <w:u w:val="none"/>
-                <w:shd w:fill="auto" w:val="clear"/>
-                <w:vertAlign w:val="baseline"/>
                 <w:rtl w:val="0"/>
               </w:rPr>
               <w:t xml:space="preserve">Findings Summary</w:t>
@@ -1996,7 +1949,7 @@
         <w:p>
           <w:pPr>
             <w:tabs>
-              <w:tab w:val="right" w:leader="none" w:pos="12000"/>
+              <w:tab w:val="right" w:leader="dot" w:pos="12000"/>
             </w:tabs>
             <w:spacing w:before="60" w:lineRule="auto"/>
             <w:rPr>
@@ -2009,19 +1962,10 @@
           <w:hyperlink w:anchor="_heading=">
             <w:r>
               <w:rPr>
-                <w:rFonts w:ascii="IBM Plex Sans" w:cs="IBM Plex Sans" w:eastAsia="IBM Plex Sans" w:hAnsi="IBM Plex Sans"/>
-                <w:b w:val="0"/>
-                <w:bCs w:val="0"/>
-                <w:i w:val="0"/>
-                <w:iCs w:val="0"/>
-                <w:smallCaps w:val="0"/>
-                <w:strike w:val="0"/>
+                <w:b w:val="1"/>
+                <w:bCs w:val="1"/>
                 <w:color w:val="000000"/>
-                <w:sz w:val="22"/>
-                <w:szCs w:val="22"/>
                 <w:u w:val="none"/>
-                <w:shd w:fill="auto" w:val="clear"/>
-                <w:vertAlign w:val="baseline"/>
                 <w:rtl w:val="0"/>
               </w:rPr>
               <w:t xml:space="preserve">Assessment Overview</w:t>
@@ -2038,7 +1982,7 @@
         <w:p>
           <w:pPr>
             <w:tabs>
-              <w:tab w:val="right" w:leader="none" w:pos="12000"/>
+              <w:tab w:val="right" w:leader="dot" w:pos="12000"/>
             </w:tabs>
             <w:spacing w:before="60" w:lineRule="auto"/>
             <w:ind w:left="360" w:firstLine="0"/>
@@ -2050,19 +1994,8 @@
           <w:hyperlink w:anchor="_heading=h.wxt0f654wmur">
             <w:r>
               <w:rPr>
-                <w:rFonts w:ascii="IBM Plex Sans" w:cs="IBM Plex Sans" w:eastAsia="IBM Plex Sans" w:hAnsi="IBM Plex Sans"/>
-                <w:b w:val="0"/>
-                <w:bCs w:val="0"/>
-                <w:i w:val="0"/>
-                <w:iCs w:val="0"/>
-                <w:smallCaps w:val="0"/>
-                <w:strike w:val="0"/>
                 <w:color w:val="000000"/>
-                <w:sz w:val="22"/>
-                <w:szCs w:val="22"/>
                 <w:u w:val="none"/>
-                <w:shd w:fill="auto" w:val="clear"/>
-                <w:vertAlign w:val="baseline"/>
                 <w:rtl w:val="0"/>
               </w:rPr>
               <w:t xml:space="preserve">Purpose</w:t>
@@ -2079,7 +2012,7 @@
         <w:p>
           <w:pPr>
             <w:tabs>
-              <w:tab w:val="right" w:leader="none" w:pos="12000"/>
+              <w:tab w:val="right" w:leader="dot" w:pos="12000"/>
             </w:tabs>
             <w:spacing w:before="60" w:lineRule="auto"/>
             <w:ind w:left="360" w:firstLine="0"/>
@@ -2091,19 +2024,8 @@
           <w:hyperlink w:anchor="_heading=h.k6m6hcb5rxg1">
             <w:r>
               <w:rPr>
-                <w:rFonts w:ascii="IBM Plex Sans" w:cs="IBM Plex Sans" w:eastAsia="IBM Plex Sans" w:hAnsi="IBM Plex Sans"/>
-                <w:b w:val="0"/>
-                <w:bCs w:val="0"/>
-                <w:i w:val="0"/>
-                <w:iCs w:val="0"/>
-                <w:smallCaps w:val="0"/>
-                <w:strike w:val="0"/>
                 <w:color w:val="000000"/>
-                <w:sz w:val="22"/>
-                <w:szCs w:val="22"/>
                 <w:u w:val="none"/>
-                <w:shd w:fill="auto" w:val="clear"/>
-                <w:vertAlign w:val="baseline"/>
                 <w:rtl w:val="0"/>
               </w:rPr>
               <w:t xml:space="preserve">Scope</w:t>
@@ -2120,7 +2042,7 @@
         <w:p>
           <w:pPr>
             <w:tabs>
-              <w:tab w:val="right" w:leader="none" w:pos="12000"/>
+              <w:tab w:val="right" w:leader="dot" w:pos="12000"/>
             </w:tabs>
             <w:spacing w:before="60" w:lineRule="auto"/>
             <w:ind w:left="360" w:firstLine="0"/>
@@ -2132,19 +2054,8 @@
           <w:hyperlink w:anchor="_heading=h.vfr7yihimo4t">
             <w:r>
               <w:rPr>
-                <w:rFonts w:ascii="IBM Plex Sans" w:cs="IBM Plex Sans" w:eastAsia="IBM Plex Sans" w:hAnsi="IBM Plex Sans"/>
-                <w:b w:val="0"/>
-                <w:bCs w:val="0"/>
-                <w:i w:val="0"/>
-                <w:iCs w:val="0"/>
-                <w:smallCaps w:val="0"/>
-                <w:strike w:val="0"/>
                 <w:color w:val="000000"/>
-                <w:sz w:val="22"/>
-                <w:szCs w:val="22"/>
                 <w:u w:val="none"/>
-                <w:shd w:fill="auto" w:val="clear"/>
-                <w:vertAlign w:val="baseline"/>
                 <w:rtl w:val="0"/>
               </w:rPr>
               <w:t xml:space="preserve">Tools and Test Cases</w:t>
@@ -2161,7 +2072,7 @@
         <w:p>
           <w:pPr>
             <w:tabs>
-              <w:tab w:val="right" w:leader="none" w:pos="12000"/>
+              <w:tab w:val="right" w:leader="dot" w:pos="12000"/>
             </w:tabs>
             <w:spacing w:before="60" w:lineRule="auto"/>
             <w:rPr>
@@ -2174,19 +2085,10 @@
           <w:hyperlink w:anchor="_heading=h.fxf6t3fpqce6">
             <w:r>
               <w:rPr>
-                <w:rFonts w:ascii="IBM Plex Sans" w:cs="IBM Plex Sans" w:eastAsia="IBM Plex Sans" w:hAnsi="IBM Plex Sans"/>
                 <w:b w:val="1"/>
                 <w:bCs w:val="1"/>
-                <w:i w:val="0"/>
-                <w:iCs w:val="0"/>
-                <w:smallCaps w:val="0"/>
-                <w:strike w:val="0"/>
                 <w:color w:val="000000"/>
-                <w:sz w:val="22"/>
-                <w:szCs w:val="22"/>
                 <w:u w:val="none"/>
-                <w:shd w:fill="auto" w:val="clear"/>
-                <w:vertAlign w:val="baseline"/>
                 <w:rtl w:val="0"/>
               </w:rPr>
               <w:t xml:space="preserve">Methodology</w:t>
@@ -2203,7 +2105,7 @@
         <w:p>
           <w:pPr>
             <w:tabs>
-              <w:tab w:val="right" w:leader="none" w:pos="12000"/>
+              <w:tab w:val="right" w:leader="dot" w:pos="12000"/>
             </w:tabs>
             <w:spacing w:before="60" w:lineRule="auto"/>
             <w:rPr>
@@ -2216,19 +2118,10 @@
           <w:hyperlink w:anchor="_heading=h.nqxrxh4maedu">
             <w:r>
               <w:rPr>
-                <w:rFonts w:ascii="IBM Plex Sans" w:cs="IBM Plex Sans" w:eastAsia="IBM Plex Sans" w:hAnsi="IBM Plex Sans"/>
                 <w:b w:val="1"/>
                 <w:bCs w:val="1"/>
-                <w:i w:val="0"/>
-                <w:iCs w:val="0"/>
-                <w:smallCaps w:val="0"/>
-                <w:strike w:val="0"/>
                 <w:color w:val="000000"/>
-                <w:sz w:val="22"/>
-                <w:szCs w:val="22"/>
                 <w:u w:val="none"/>
-                <w:shd w:fill="auto" w:val="clear"/>
-                <w:vertAlign w:val="baseline"/>
                 <w:rtl w:val="0"/>
               </w:rPr>
               <w:t xml:space="preserve">Technical Findings</w:t>
@@ -2245,7 +2138,7 @@
         <w:p>
           <w:pPr>
             <w:tabs>
-              <w:tab w:val="right" w:leader="none" w:pos="12000"/>
+              <w:tab w:val="right" w:leader="dot" w:pos="12000"/>
             </w:tabs>
             <w:spacing w:before="60" w:lineRule="auto"/>
             <w:ind w:left="360" w:firstLine="0"/>
@@ -2257,22 +2150,13 @@
           <w:hyperlink w:anchor="_heading=h.hmtzpkp11xg6">
             <w:r>
               <w:rPr>
-                <w:rFonts w:ascii="IBM Plex Sans" w:cs="IBM Plex Sans" w:eastAsia="IBM Plex Sans" w:hAnsi="IBM Plex Sans"/>
-                <w:b w:val="0"/>
-                <w:bCs w:val="0"/>
-                <w:i w:val="0"/>
-                <w:iCs w:val="0"/>
-                <w:smallCaps w:val="0"/>
-                <w:strike w:val="0"/>
                 <w:color w:val="000000"/>
-                <w:sz w:val="22"/>
-                <w:szCs w:val="22"/>
                 <w:u w:val="none"/>
-                <w:shd w:fill="auto" w:val="clear"/>
-                <w:vertAlign w:val="baseline"/>
                 <w:rtl w:val="0"/>
               </w:rPr>
-              <w:t xml:space="preserve">01-Cross-tenant report injection on scanner /command_scan_private writes attacker-controlled scan records and report files into foreign tenant directories</w:t>
+              <w:t xml:space="preserve">{{#findings}}</w:t>
+              <w:br w:type="textWrapping"/>
+              <w:t xml:space="preserve">01-{{index}}-{{title}}</w:t>
               <w:tab/>
               <w:t xml:space="preserve">9</w:t>
             </w:r>
@@ -2286,7 +2170,7 @@
         <w:p>
           <w:pPr>
             <w:tabs>
-              <w:tab w:val="right" w:leader="none" w:pos="12000"/>
+              <w:tab w:val="right" w:leader="dot" w:pos="12000"/>
             </w:tabs>
             <w:spacing w:before="60" w:lineRule="auto"/>
             <w:ind w:left="360" w:firstLine="0"/>
@@ -2295,27 +2179,16 @@
               <w:u w:val="none"/>
             </w:rPr>
           </w:pPr>
-          <w:hyperlink w:anchor="_heading=h.60z45231t1v7">
+          <w:hyperlink w:anchor="_heading=h.jmbgrfkhb926">
             <w:r>
               <w:rPr>
-                <w:rFonts w:ascii="IBM Plex Sans" w:cs="IBM Plex Sans" w:eastAsia="IBM Plex Sans" w:hAnsi="IBM Plex Sans"/>
-                <w:b w:val="0"/>
-                <w:bCs w:val="0"/>
-                <w:i w:val="0"/>
-                <w:iCs w:val="0"/>
-                <w:smallCaps w:val="0"/>
-                <w:strike w:val="0"/>
                 <w:color w:val="000000"/>
-                <w:sz w:val="22"/>
-                <w:szCs w:val="22"/>
                 <w:u w:val="none"/>
-                <w:shd w:fill="auto" w:val="clear"/>
-                <w:vertAlign w:val="baseline"/>
                 <w:rtl w:val="0"/>
               </w:rPr>
-              <w:t xml:space="preserve">02-Cross-tenant tenant_id parameter accepted on scanner /command_scan_private allowing tenant-isolation bypass</w:t>
+              <w:t xml:space="preserve">{{/findings}}</w:t>
               <w:tab/>
-              <w:t xml:space="preserve">13</w:t>
+              <w:t xml:space="preserve">10</w:t>
             </w:r>
           </w:hyperlink>
           <w:r>
@@ -2327,36 +2200,28 @@
         <w:p>
           <w:pPr>
             <w:tabs>
-              <w:tab w:val="right" w:leader="none" w:pos="12000"/>
+              <w:tab w:val="right" w:leader="dot" w:pos="12000"/>
             </w:tabs>
             <w:spacing w:before="60" w:lineRule="auto"/>
-            <w:ind w:left="360" w:firstLine="0"/>
             <w:rPr>
+              <w:b w:val="1"/>
+              <w:bCs w:val="1"/>
               <w:color w:val="000000"/>
               <w:u w:val="none"/>
             </w:rPr>
           </w:pPr>
-          <w:hyperlink w:anchor="_heading=">
+          <w:hyperlink w:anchor="_heading=h.ydp05i6nnsp">
             <w:r>
               <w:rPr>
-                <w:rFonts w:ascii="IBM Plex Sans" w:cs="IBM Plex Sans" w:eastAsia="IBM Plex Sans" w:hAnsi="IBM Plex Sans"/>
-                <w:b w:val="0"/>
-                <w:bCs w:val="0"/>
-                <w:i w:val="0"/>
-                <w:iCs w:val="0"/>
-                <w:smallCaps w:val="0"/>
-                <w:strike w:val="0"/>
+                <w:b w:val="1"/>
+                <w:bCs w:val="1"/>
                 <w:color w:val="000000"/>
-                <w:sz w:val="22"/>
-                <w:szCs w:val="22"/>
                 <w:u w:val="none"/>
-                <w:shd w:fill="auto" w:val="clear"/>
-                <w:vertAlign w:val="baseline"/>
                 <w:rtl w:val="0"/>
               </w:rPr>
-              <w:t xml:space="preserve">03-SSRF on scanner /command_scan_private chained via public 303 redirector exfiltrates Azure Managed Identity access tokens (full IMDS compromise)</w:t>
+              <w:t xml:space="preserve">Appendix</w:t>
               <w:tab/>
-              <w:t xml:space="preserve">16</w:t>
+              <w:t xml:space="preserve">11</w:t>
             </w:r>
           </w:hyperlink>
           <w:r>
@@ -2368,7 +2233,7 @@
         <w:p>
           <w:pPr>
             <w:tabs>
-              <w:tab w:val="right" w:leader="none" w:pos="12000"/>
+              <w:tab w:val="right" w:leader="dot" w:pos="12000"/>
             </w:tabs>
             <w:spacing w:before="60" w:lineRule="auto"/>
             <w:ind w:left="360" w:firstLine="0"/>
@@ -2377,27 +2242,16 @@
               <w:u w:val="none"/>
             </w:rPr>
           </w:pPr>
-          <w:hyperlink w:anchor="_heading=">
+          <w:hyperlink w:anchor="_heading=h.l1a82dfgjzek">
             <w:r>
               <w:rPr>
-                <w:rFonts w:ascii="IBM Plex Sans" w:cs="IBM Plex Sans" w:eastAsia="IBM Plex Sans" w:hAnsi="IBM Plex Sans"/>
-                <w:b w:val="0"/>
-                <w:bCs w:val="0"/>
-                <w:i w:val="0"/>
-                <w:iCs w:val="0"/>
-                <w:smallCaps w:val="0"/>
-                <w:strike w:val="0"/>
                 <w:color w:val="000000"/>
-                <w:sz w:val="22"/>
-                <w:szCs w:val="22"/>
                 <w:u w:val="none"/>
-                <w:shd w:fill="auto" w:val="clear"/>
-                <w:vertAlign w:val="baseline"/>
                 <w:rtl w:val="0"/>
               </w:rPr>
-              <w:t xml:space="preserve">04-Server-Side Request Forgery in scanner /command_scan_private allows internal HTTP scanning and Azure IMDS access</w:t>
+              <w:t xml:space="preserve">Severity Descriptions</w:t>
               <w:tab/>
-              <w:t xml:space="preserve">20</w:t>
+              <w:t xml:space="preserve">11</w:t>
             </w:r>
           </w:hyperlink>
           <w:r>
@@ -2409,254 +2263,7 @@
         <w:p>
           <w:pPr>
             <w:tabs>
-              <w:tab w:val="right" w:leader="none" w:pos="12000"/>
-            </w:tabs>
-            <w:spacing w:before="60" w:lineRule="auto"/>
-            <w:ind w:left="360" w:firstLine="0"/>
-            <w:rPr>
-              <w:color w:val="000000"/>
-              <w:u w:val="none"/>
-            </w:rPr>
-          </w:pPr>
-          <w:hyperlink w:anchor="_heading=">
-            <w:r>
-              <w:rPr>
-                <w:rFonts w:ascii="IBM Plex Sans" w:cs="IBM Plex Sans" w:eastAsia="IBM Plex Sans" w:hAnsi="IBM Plex Sans"/>
-                <w:b w:val="0"/>
-                <w:bCs w:val="0"/>
-                <w:i w:val="0"/>
-                <w:iCs w:val="0"/>
-                <w:smallCaps w:val="0"/>
-                <w:strike w:val="0"/>
-                <w:color w:val="000000"/>
-                <w:sz w:val="22"/>
-                <w:szCs w:val="22"/>
-                <w:u w:val="none"/>
-                <w:shd w:fill="auto" w:val="clear"/>
-                <w:vertAlign w:val="baseline"/>
-                <w:rtl w:val="0"/>
-              </w:rPr>
-              <w:t xml:space="preserve">05-Cross-tenant file disclosure via scanner /app_runs/{tenant_folder}/{folder}/{filename} bypasses access-denied check</w:t>
-              <w:tab/>
-              <w:t xml:space="preserve">24</w:t>
-            </w:r>
-          </w:hyperlink>
-          <w:r>
-            <w:rPr>
-              <w:rtl w:val="0"/>
-            </w:rPr>
-          </w:r>
-        </w:p>
-        <w:p>
-          <w:pPr>
-            <w:tabs>
-              <w:tab w:val="right" w:leader="none" w:pos="12000"/>
-            </w:tabs>
-            <w:spacing w:before="60" w:lineRule="auto"/>
-            <w:ind w:left="360" w:firstLine="0"/>
-            <w:rPr>
-              <w:color w:val="000000"/>
-              <w:u w:val="none"/>
-            </w:rPr>
-          </w:pPr>
-          <w:hyperlink w:anchor="_heading=">
-            <w:r>
-              <w:rPr>
-                <w:rFonts w:ascii="IBM Plex Sans" w:cs="IBM Plex Sans" w:eastAsia="IBM Plex Sans" w:hAnsi="IBM Plex Sans"/>
-                <w:b w:val="0"/>
-                <w:bCs w:val="0"/>
-                <w:i w:val="0"/>
-                <w:iCs w:val="0"/>
-                <w:smallCaps w:val="0"/>
-                <w:strike w:val="0"/>
-                <w:color w:val="000000"/>
-                <w:sz w:val="22"/>
-                <w:szCs w:val="22"/>
-                <w:u w:val="none"/>
-                <w:shd w:fill="auto" w:val="clear"/>
-                <w:vertAlign w:val="baseline"/>
-                <w:rtl w:val="0"/>
-              </w:rPr>
-              <w:t xml:space="preserve">06-BOLA / IDOR on scanner /list_runs/{tenant_id} allows cross-tenant disclosure of scan run inventory</w:t>
-              <w:tab/>
-              <w:t xml:space="preserve">27</w:t>
-            </w:r>
-          </w:hyperlink>
-          <w:r>
-            <w:rPr>
-              <w:rtl w:val="0"/>
-            </w:rPr>
-          </w:r>
-        </w:p>
-        <w:p>
-          <w:pPr>
-            <w:tabs>
-              <w:tab w:val="right" w:leader="none" w:pos="12000"/>
-            </w:tabs>
-            <w:spacing w:before="60" w:lineRule="auto"/>
-            <w:ind w:left="360" w:firstLine="0"/>
-            <w:rPr>
-              <w:color w:val="000000"/>
-              <w:u w:val="none"/>
-            </w:rPr>
-          </w:pPr>
-          <w:hyperlink w:anchor="_heading=">
-            <w:r>
-              <w:rPr>
-                <w:rFonts w:ascii="IBM Plex Sans" w:cs="IBM Plex Sans" w:eastAsia="IBM Plex Sans" w:hAnsi="IBM Plex Sans"/>
-                <w:b w:val="0"/>
-                <w:bCs w:val="0"/>
-                <w:i w:val="0"/>
-                <w:iCs w:val="0"/>
-                <w:smallCaps w:val="0"/>
-                <w:strike w:val="0"/>
-                <w:color w:val="000000"/>
-                <w:sz w:val="22"/>
-                <w:szCs w:val="22"/>
-                <w:u w:val="none"/>
-                <w:shd w:fill="auto" w:val="clear"/>
-                <w:vertAlign w:val="baseline"/>
-                <w:rtl w:val="0"/>
-              </w:rPr>
-              <w:t xml:space="preserve">07-Unauthenticated access to /internal/logs on scanner-staging.acmecorp.example leaks cross-tenant audit records</w:t>
-              <w:tab/>
-              <w:t xml:space="preserve">29</w:t>
-            </w:r>
-          </w:hyperlink>
-          <w:r>
-            <w:rPr>
-              <w:rtl w:val="0"/>
-            </w:rPr>
-          </w:r>
-        </w:p>
-        <w:p>
-          <w:pPr>
-            <w:tabs>
-              <w:tab w:val="right" w:leader="none" w:pos="12000"/>
-            </w:tabs>
-            <w:spacing w:before="60" w:lineRule="auto"/>
-            <w:ind w:left="360" w:firstLine="0"/>
-            <w:rPr>
-              <w:color w:val="000000"/>
-              <w:u w:val="none"/>
-            </w:rPr>
-          </w:pPr>
-          <w:hyperlink w:anchor="_heading=">
-            <w:r>
-              <w:rPr>
-                <w:rFonts w:ascii="IBM Plex Sans" w:cs="IBM Plex Sans" w:eastAsia="IBM Plex Sans" w:hAnsi="IBM Plex Sans"/>
-                <w:b w:val="0"/>
-                <w:bCs w:val="0"/>
-                <w:i w:val="0"/>
-                <w:iCs w:val="0"/>
-                <w:smallCaps w:val="0"/>
-                <w:strike w:val="0"/>
-                <w:color w:val="000000"/>
-                <w:sz w:val="22"/>
-                <w:szCs w:val="22"/>
-                <w:u w:val="none"/>
-                <w:shd w:fill="auto" w:val="clear"/>
-                <w:vertAlign w:val="baseline"/>
-                <w:rtl w:val="0"/>
-              </w:rPr>
-              <w:t xml:space="preserve">08-Unauthenticated access to /internal/logs on trust-score-staging.acmecorp.example leaks 10,000+ cross-tenant audit records</w:t>
-              <w:tab/>
-              <w:t xml:space="preserve">32</w:t>
-            </w:r>
-          </w:hyperlink>
-          <w:r>
-            <w:rPr>
-              <w:rtl w:val="0"/>
-            </w:rPr>
-          </w:r>
-        </w:p>
-        <w:p>
-          <w:pPr>
-            <w:tabs>
-              <w:tab w:val="right" w:leader="none" w:pos="12000"/>
-            </w:tabs>
-            <w:spacing w:before="60" w:lineRule="auto"/>
-            <w:rPr>
-              <w:b w:val="1"/>
-              <w:bCs w:val="1"/>
-              <w:color w:val="000000"/>
-              <w:u w:val="none"/>
-            </w:rPr>
-          </w:pPr>
-          <w:hyperlink w:anchor="_heading=h.ydp05i6nnsp">
-            <w:r>
-              <w:rPr>
-                <w:rFonts w:ascii="IBM Plex Sans" w:cs="IBM Plex Sans" w:eastAsia="IBM Plex Sans" w:hAnsi="IBM Plex Sans"/>
-                <w:b w:val="1"/>
-                <w:bCs w:val="1"/>
-                <w:i w:val="0"/>
-                <w:iCs w:val="0"/>
-                <w:smallCaps w:val="0"/>
-                <w:strike w:val="0"/>
-                <w:color w:val="000000"/>
-                <w:sz w:val="22"/>
-                <w:szCs w:val="22"/>
-                <w:u w:val="none"/>
-                <w:shd w:fill="auto" w:val="clear"/>
-                <w:vertAlign w:val="baseline"/>
-                <w:rtl w:val="0"/>
-              </w:rPr>
-              <w:t xml:space="preserve">Appendix</w:t>
-              <w:tab/>
-              <w:t xml:space="preserve">35</w:t>
-            </w:r>
-          </w:hyperlink>
-          <w:r>
-            <w:rPr>
-              <w:rtl w:val="0"/>
-            </w:rPr>
-          </w:r>
-        </w:p>
-        <w:p>
-          <w:pPr>
-            <w:tabs>
-              <w:tab w:val="right" w:leader="none" w:pos="12000"/>
-            </w:tabs>
-            <w:spacing w:before="60" w:lineRule="auto"/>
-            <w:ind w:left="360" w:firstLine="0"/>
-            <w:rPr>
-              <w:color w:val="000000"/>
-              <w:u w:val="none"/>
-            </w:rPr>
-          </w:pPr>
-          <w:hyperlink w:anchor="_heading=h.l1a82dfgjzek">
-            <w:r>
-              <w:rPr>
-                <w:rFonts w:ascii="IBM Plex Sans" w:cs="IBM Plex Sans" w:eastAsia="IBM Plex Sans" w:hAnsi="IBM Plex Sans"/>
-                <w:b w:val="0"/>
-                <w:bCs w:val="0"/>
-                <w:i w:val="0"/>
-                <w:iCs w:val="0"/>
-                <w:smallCaps w:val="0"/>
-                <w:strike w:val="0"/>
-                <w:color w:val="000000"/>
-                <w:sz w:val="22"/>
-                <w:szCs w:val="22"/>
-                <w:u w:val="none"/>
-                <w:shd w:fill="auto" w:val="clear"/>
-                <w:vertAlign w:val="baseline"/>
-                <w:rtl w:val="0"/>
-              </w:rPr>
-              <w:t xml:space="preserve">Severity Descriptions</w:t>
-              <w:tab/>
-              <w:t xml:space="preserve">35</w:t>
-            </w:r>
-          </w:hyperlink>
-          <w:r>
-            <w:rPr>
-              <w:rtl w:val="0"/>
-            </w:rPr>
-          </w:r>
-        </w:p>
-        <w:p>
-          <w:pPr>
-            <w:tabs>
-              <w:tab w:val="right" w:leader="none" w:pos="12000"/>
+              <w:tab w:val="right" w:leader="dot" w:pos="12000"/>
             </w:tabs>
             <w:spacing w:before="60" w:lineRule="auto"/>
             <w:ind w:left="360" w:firstLine="0"/>
@@ -2668,24 +2275,13 @@
           <w:hyperlink w:anchor="_heading=h.17l2zyu7ec8">
             <w:r>
               <w:rPr>
-                <w:rFonts w:ascii="IBM Plex Sans" w:cs="IBM Plex Sans" w:eastAsia="IBM Plex Sans" w:hAnsi="IBM Plex Sans"/>
-                <w:b w:val="0"/>
-                <w:bCs w:val="0"/>
-                <w:i w:val="0"/>
-                <w:iCs w:val="0"/>
-                <w:smallCaps w:val="0"/>
-                <w:strike w:val="0"/>
                 <w:color w:val="000000"/>
-                <w:sz w:val="22"/>
-                <w:szCs w:val="22"/>
                 <w:u w:val="none"/>
-                <w:shd w:fill="auto" w:val="clear"/>
-                <w:vertAlign w:val="baseline"/>
                 <w:rtl w:val="0"/>
               </w:rPr>
               <w:t xml:space="preserve">Risk Matrix</w:t>
               <w:tab/>
-              <w:t xml:space="preserve">36</w:t>
+              <w:t xml:space="preserve">12</w:t>
             </w:r>
           </w:hyperlink>
           <w:r>
@@ -3174,12 +2770,12 @@
           <wp:inline distB="114300" distT="114300" distL="114300" distR="114300">
             <wp:extent cx="928688" cy="928688"/>
             <wp:effectExtent b="0" l="0" r="0" t="0"/>
-            <wp:docPr id="3" name="image1.png"/>
+            <wp:docPr id="3" name="image3.png"/>
             <a:graphic>
               <a:graphicData uri="http://schemas.openxmlformats.org/drawingml/2006/picture">
                 <pic:pic>
                   <pic:nvPicPr>
-                    <pic:cNvPr id="0" name="image1.png"/>
+                    <pic:cNvPr id="0" name="image3.png"/>
                     <pic:cNvPicPr preferRelativeResize="0"/>
                   </pic:nvPicPr>
                   <pic:blipFill>
@@ -3592,7 +3188,7 @@
     <w:sdt>
       <w:sdtPr>
         <w:lock w:val="contentLocked"/>
-        <w:id w:val="461929697"/>
+        <w:id w:val="1651916736"/>
         <w:tag w:val="goog_rdk_0"/>
       </w:sdtPr>
       <w:sdtContent>
@@ -4174,6 +3770,38 @@
         <w:rPr>
           <w:rFonts w:ascii="IBM Plex Sans" w:cs="IBM Plex Sans" w:eastAsia="IBM Plex Sans" w:hAnsi="IBM Plex Sans"/>
         </w:rPr>
+      </w:pPr>
+      <w:r>
+        <w:rPr>
+          <w:rFonts w:ascii="IBM Plex Sans" w:cs="IBM Plex Sans" w:eastAsia="IBM Plex Sans" w:hAnsi="IBM Plex Sans"/>
+          <w:rtl w:val="0"/>
+        </w:rPr>
+        <w:t xml:space="preserve">The AI hacker agent employs a multi-layered approach to security assessment, integrating industry-standard tools and advanced red teaming techniques. Initial reconnaissance utilizes Amass, Gau, and Katana for comprehensive attack surface mapping, while DNSRecon and ProjectDiscovery-httpx identify subdomains and active services. Vulnerability discovery focuses on web application flaws such as SQL injection, Cross-Site Scripting (XSS), and Broken Access Control, utilizing SQLmap, XSStrike, Dalfox, and JWT_tool. For API security, Schemathesis performs property-based testing against defined schemas. Infrastructure assessments leverage NetExec, SMBMap, and Enum4linux to identify misconfigurations in network services, while Kerbrute and BloodyAD facilitate Active Directory enumeration and credential-based attacks like Kerberoasting.</w:t>
+      </w:r>
+    </w:p>
+    <w:p>
+      <w:pPr>
+        <w:tabs>
+          <w:tab w:val="left" w:leader="none" w:pos="1440"/>
+        </w:tabs>
+        <w:rPr>
+          <w:rFonts w:ascii="IBM Plex Sans" w:cs="IBM Plex Sans" w:eastAsia="IBM Plex Sans" w:hAnsi="IBM Plex Sans"/>
+        </w:rPr>
+      </w:pPr>
+      <w:r>
+        <w:rPr>
+          <w:rtl w:val="0"/>
+        </w:rPr>
+      </w:r>
+    </w:p>
+    <w:p>
+      <w:pPr>
+        <w:tabs>
+          <w:tab w:val="left" w:leader="none" w:pos="1440"/>
+        </w:tabs>
+        <w:rPr>
+          <w:rFonts w:ascii="IBM Plex Sans" w:cs="IBM Plex Sans" w:eastAsia="IBM Plex Sans" w:hAnsi="IBM Plex Sans"/>
+        </w:rPr>
         <w:sectPr>
           <w:type w:val="nextPage"/>
           <w:pgSz w:h="15840" w:w="12240" w:orient="portrait"/>
@@ -4185,7 +3813,7 @@
           <w:rFonts w:ascii="IBM Plex Sans" w:cs="IBM Plex Sans" w:eastAsia="IBM Plex Sans" w:hAnsi="IBM Plex Sans"/>
           <w:rtl w:val="0"/>
         </w:rPr>
-        <w:t xml:space="preserve">The methodology combined automated reconnaissance with targeted exploitation of API logic and service-to-service trust. Initial enumeration utilized wafw00f, katana, paramspider, and gau to map the attack surface and identify high-risk endpoints within the React-based SPA and its backend microservices. Testing pivoted to exploitation using custom node.js scripts and curl to validate Broken Object Level Authorization (BOLA) across tenant-parameterized routes and to perform JWT analysis. The primary attack vector involved chaining a Server-Side Request Forgery (SSRF) in the scanner service with a public 303 redirector to bypass protocol constraints and exfiltrate Azure IMDS metadata. Additionally, fuzzing of multipart upload and scan configuration parameters was used to identify path-traversal sinks and second-order injection vulnerabilities in the report generation pipeline.</w:t>
+        <w:t xml:space="preserve">Test cases include verifying firewall efficacy with Wafw00f, performing directory and parameter discovery via Gobuster and FFuf, and executing man-in-the-middle or coercion attacks using MITM6 and Coercer. Exploitation and post-exploitation phases involve Searchsploit for vulnerability research and MSFConsole for payload delivery, with MSFVenom generating custom shells. Privilege escalation vectors are systematically identified using LinPEAS and WinPEAS to assess local security postures. This rigorous process ensures that both external network perimeters and complex web applications are evaluated for critical vulnerabilities, providing a detailed assessment of the overall security maturity.</w:t>
       </w:r>
     </w:p>
     <w:p>
@@ -4230,7 +3858,7 @@
     <w:sdt>
       <w:sdtPr>
         <w:lock w:val="contentLocked"/>
-        <w:id w:val="484871040"/>
+        <w:id w:val="-512137758"/>
         <w:tag w:val="goog_rdk_1"/>
       </w:sdtPr>
       <w:sdtContent>
@@ -5086,7 +4714,7 @@
                     <w:szCs w:val="24"/>
                     <w:rtl w:val="0"/>
                   </w:rPr>
-                  <w:t xml:space="preserve">This report is review by our certified cybersecurity analysts to ensure consistency and completeness.</w:t>
+                  <w:t xml:space="preserve">This report is reviewed by our certified cybersecurity analysts to ensure consistency and completeness.</w:t>
                 </w:r>
               </w:p>
             </w:tc>

--- a/public/templates/AIP Pentest Report - Engine Template .docx
+++ b/public/templates/AIP Pentest Report - Engine Template .docx
@@ -47,12 +47,12 @@
             <wp:extent cx="7856371" cy="10163175"/>
             <wp:effectExtent b="0" l="0" r="0" t="0"/>
             <wp:wrapNone/>
-            <wp:docPr id="1" name="image1.jpg"/>
+            <wp:docPr id="1" name="image3.jpg"/>
             <a:graphic>
               <a:graphicData uri="http://schemas.openxmlformats.org/drawingml/2006/picture">
                 <pic:pic>
                   <pic:nvPicPr>
-                    <pic:cNvPr id="0" name="image1.jpg"/>
+                    <pic:cNvPr id="0" name="image3.jpg"/>
                     <pic:cNvPicPr preferRelativeResize="0"/>
                   </pic:nvPicPr>
                   <pic:blipFill>
@@ -1081,7 +1081,7 @@
           <w:szCs w:val="23"/>
           <w:rtl w:val="0"/>
         </w:rPr>
-        <w:t xml:space="preserve">Penetration Test on {{TARGET]]</w:t>
+        <w:t xml:space="preserve">Penetration Test on {{TARGET}}</w:t>
       </w:r>
     </w:p>
     <w:p>
@@ -1772,7 +1772,7 @@
     </w:p>
     <w:sdt>
       <w:sdtPr>
-        <w:id w:val="1760904624"/>
+        <w:id w:val="160914989"/>
         <w:docPartObj>
           <w:docPartGallery w:val="Table of Contents"/>
           <w:docPartUnique w:val="1"/>
@@ -2147,6 +2147,14 @@
               <w:u w:val="none"/>
             </w:rPr>
           </w:pPr>
+          <w:r>
+            <w:rPr>
+              <w:color w:val="000000"/>
+              <w:u w:val="none"/>
+              <w:rtl w:val="0"/>
+            </w:rPr>
+            <w:t xml:space="preserve">Finding Title</w:t>
+          </w:r>
           <w:hyperlink w:anchor="_heading=h.hmtzpkp11xg6">
             <w:r>
               <w:rPr>
@@ -2154,41 +2162,26 @@
                 <w:u w:val="none"/>
                 <w:rtl w:val="0"/>
               </w:rPr>
-              <w:t xml:space="preserve">{{#findings}}</w:t>
               <w:br w:type="textWrapping"/>
-              <w:t xml:space="preserve">01-{{index}}-{{title}}</w:t>
-              <w:tab/>
-              <w:t xml:space="preserve">9</w:t>
             </w:r>
           </w:hyperlink>
-          <w:r>
-            <w:rPr>
-              <w:rtl w:val="0"/>
-            </w:rPr>
-          </w:r>
-        </w:p>
-        <w:p>
-          <w:pPr>
-            <w:tabs>
-              <w:tab w:val="right" w:leader="dot" w:pos="12000"/>
-            </w:tabs>
-            <w:spacing w:before="60" w:lineRule="auto"/>
-            <w:ind w:left="360" w:firstLine="0"/>
-            <w:rPr>
-              <w:color w:val="000000"/>
-              <w:u w:val="none"/>
-            </w:rPr>
-          </w:pPr>
-          <w:hyperlink w:anchor="_heading=h.jmbgrfkhb926">
+          <w:hyperlink w:anchor="_heading=h.hmtzpkp11xg6">
+            <w:r>
+              <w:rPr>
+                <w:rtl w:val="0"/>
+              </w:rPr>
+              <w:t xml:space="preserve">01 - Finding Title</w:t>
+            </w:r>
+          </w:hyperlink>
+          <w:hyperlink w:anchor="_heading=h.hmtzpkp11xg6">
             <w:r>
               <w:rPr>
                 <w:color w:val="000000"/>
                 <w:u w:val="none"/>
                 <w:rtl w:val="0"/>
               </w:rPr>
-              <w:t xml:space="preserve">{{/findings}}</w:t>
               <w:tab/>
-              <w:t xml:space="preserve">10</w:t>
+              <w:t xml:space="preserve">9</w:t>
             </w:r>
           </w:hyperlink>
           <w:r>
@@ -2770,12 +2763,12 @@
           <wp:inline distB="114300" distT="114300" distL="114300" distR="114300">
             <wp:extent cx="928688" cy="928688"/>
             <wp:effectExtent b="0" l="0" r="0" t="0"/>
-            <wp:docPr id="3" name="image3.png"/>
+            <wp:docPr id="3" name="image1.png"/>
             <a:graphic>
               <a:graphicData uri="http://schemas.openxmlformats.org/drawingml/2006/picture">
                 <pic:pic>
                   <pic:nvPicPr>
-                    <pic:cNvPr id="0" name="image3.png"/>
+                    <pic:cNvPr id="0" name="image1.png"/>
                     <pic:cNvPicPr preferRelativeResize="0"/>
                   </pic:nvPicPr>
                   <pic:blipFill>
@@ -3188,7 +3181,7 @@
     <w:sdt>
       <w:sdtPr>
         <w:lock w:val="contentLocked"/>
-        <w:id w:val="1651916736"/>
+        <w:id w:val="581611418"/>
         <w:tag w:val="goog_rdk_0"/>
       </w:sdtPr>
       <w:sdtContent>
@@ -3453,7 +3446,7 @@
                     <w:rFonts w:ascii="IBM Plex Sans" w:cs="IBM Plex Sans" w:eastAsia="IBM Plex Sans" w:hAnsi="IBM Plex Sans"/>
                     <w:rtl w:val="0"/>
                   </w:rPr>
-                  <w:t xml:space="preserve">{{INFO_COUNT]]</w:t>
+                  <w:t xml:space="preserve">{{INFO_COUNT}}</w:t>
                 </w:r>
               </w:p>
             </w:tc>
@@ -3858,7 +3851,7 @@
     <w:sdt>
       <w:sdtPr>
         <w:lock w:val="contentLocked"/>
-        <w:id w:val="-512137758"/>
+        <w:id w:val="631287952"/>
         <w:tag w:val="goog_rdk_1"/>
       </w:sdtPr>
       <w:sdtContent>
@@ -5070,7 +5063,7 @@
           <w:rFonts w:ascii="IBM Plex Sans" w:cs="IBM Plex Sans" w:eastAsia="IBM Plex Sans" w:hAnsi="IBM Plex Sans"/>
           <w:rtl w:val="0"/>
         </w:rPr>
-        <w:t xml:space="preserve">{{impact}</w:t>
+        <w:t xml:space="preserve">{{impact}}</w:t>
       </w:r>
     </w:p>
     <w:p>

--- a/public/templates/AIP Pentest Report - Engine Template .docx
+++ b/public/templates/AIP Pentest Report - Engine Template .docx
@@ -2398,37 +2398,17 @@
     <w:p>
       <w:pPr>
         <w:spacing w:after="240" w:before="240" w:line="240" w:lineRule="auto"/>
-        <w:rPr>
-          <w:rFonts w:ascii="IBM Plex Sans" w:cs="IBM Plex Sans" w:eastAsia="IBM Plex Sans" w:hAnsi="IBM Plex Sans"/>
-          <w:b w:val="1"/>
-          <w:bCs w:val="1"/>
-          <w:color w:val="04092f"/>
-          <w:sz w:val="26"/>
-          <w:szCs w:val="26"/>
-        </w:rPr>
-      </w:pPr>
-      <w:r>
-        <w:rPr>
-          <w:rFonts w:ascii="IBM Plex Sans" w:cs="IBM Plex Sans" w:eastAsia="IBM Plex Sans" w:hAnsi="IBM Plex Sans"/>
-          <w:rtl w:val="0"/>
-        </w:rPr>
-        <w:t xml:space="preserve">Security is a fundamental right, not a corporate luxury. At </w:t>
-      </w:r>
-      <w:r>
-        <w:rPr>
-          <w:rFonts w:ascii="IBM Plex Sans" w:cs="IBM Plex Sans" w:eastAsia="IBM Plex Sans" w:hAnsi="IBM Plex Sans"/>
-          <w:b w:val="1"/>
-          <w:bCs w:val="1"/>
-          <w:rtl w:val="0"/>
-        </w:rPr>
-        <w:t xml:space="preserve">AffordablePentesting.com</w:t>
-      </w:r>
-      <w:r>
-        <w:rPr>
-          <w:rFonts w:ascii="IBM Plex Sans" w:cs="IBM Plex Sans" w:eastAsia="IBM Plex Sans" w:hAnsi="IBM Plex Sans"/>
-          <w:rtl w:val="0"/>
-        </w:rPr>
-        <w:t xml:space="preserve">, we specialize in providing high-impact, manual security assessments designed for organizations that require elite technical depth without the enterprise price tag. We bridge the gap between automated scanning and expensive consultancy, ensuring that your data remains yours.</w:t>
+        <w:ind w:left="1440" w:right="1440" w:firstLine="0"/>
+        <w:rPr>
+          <w:rFonts w:ascii="IBM Plex Sans" w:cs="IBM Plex Sans" w:eastAsia="IBM Plex Sans" w:hAnsi="IBM Plex Sans"/>
+        </w:rPr>
+      </w:pPr>
+      <w:r>
+        <w:rPr>
+          <w:rFonts w:ascii="IBM Plex Sans" w:cs="IBM Plex Sans" w:eastAsia="IBM Plex Sans" w:hAnsi="IBM Plex Sans"/>
+          <w:rtl w:val="0"/>
+        </w:rPr>
+        <w:t xml:space="preserve">AffordablePentesting.com delivers manual-grade security assessments powered by AI. Every finding is validated against real exploitability, not just scan output. Our methodology maps to OWASP, NIST, and PTES standards - we just run it faster. The result is a clear, prioritized list of what's actually broken and how to fix it.</w:t>
       </w:r>
       <w:r>
         <w:rPr>
@@ -2439,110 +2419,17 @@
     <w:p>
       <w:pPr>
         <w:spacing w:after="240" w:before="240" w:line="240" w:lineRule="auto"/>
-        <w:rPr>
-          <w:rFonts w:ascii="IBM Plex Sans" w:cs="IBM Plex Sans" w:eastAsia="IBM Plex Sans" w:hAnsi="IBM Plex Sans"/>
-        </w:rPr>
-      </w:pPr>
-      <w:r>
-        <w:rPr>
-          <w:rFonts w:ascii="IBM Plex Sans" w:cs="IBM Plex Sans" w:eastAsia="IBM Plex Sans" w:hAnsi="IBM Plex Sans"/>
-          <w:rtl w:val="0"/>
-        </w:rPr>
-        <w:t xml:space="preserve">Every finding within this document is vetted through a rigorous validation process. We don't just "run tools". Our methodology is built on three core pillars:</w:t>
-      </w:r>
-    </w:p>
-    <w:p>
-      <w:pPr>
-        <w:numPr>
-          <w:ilvl w:val="0"/>
-          <w:numId w:val="2"/>
-        </w:numPr>
-        <w:spacing w:after="0" w:before="240" w:line="240" w:lineRule="auto"/>
-        <w:ind w:left="720" w:hanging="360"/>
-        <w:jc w:val="left"/>
-        <w:rPr/>
-      </w:pPr>
-      <w:r>
-        <w:rPr>
-          <w:rFonts w:ascii="IBM Plex Sans" w:cs="IBM Plex Sans" w:eastAsia="IBM Plex Sans" w:hAnsi="IBM Plex Sans"/>
-          <w:b w:val="1"/>
-          <w:bCs w:val="1"/>
-          <w:rtl w:val="0"/>
-        </w:rPr>
-        <w:t xml:space="preserve">Autonomous Intelligence</w:t>
-      </w:r>
-      <w:r>
-        <w:rPr>
-          <w:rFonts w:ascii="IBM Plex Sans" w:cs="IBM Plex Sans" w:eastAsia="IBM Plex Sans" w:hAnsi="IBM Plex Sans"/>
-          <w:rtl w:val="0"/>
-        </w:rPr>
-        <w:t xml:space="preserve">: Utilizing the latest AI models, we leverage hacking agents that think and evolve in real-time. Unlike static automated scripts or slow human testers, our AI identifies complex attack chains and multi-step vulnerabilities at machine speed, uncovering deep-seated logic flaws that legacy methods miss.</w:t>
-      </w:r>
-      <w:r>
-        <w:rPr>
-          <w:rtl w:val="0"/>
-        </w:rPr>
-      </w:r>
-    </w:p>
-    <w:p>
-      <w:pPr>
-        <w:numPr>
-          <w:ilvl w:val="0"/>
-          <w:numId w:val="2"/>
-        </w:numPr>
-        <w:spacing w:after="0" w:before="0" w:line="240" w:lineRule="auto"/>
-        <w:ind w:left="720" w:hanging="360"/>
-        <w:jc w:val="left"/>
-        <w:rPr/>
-      </w:pPr>
-      <w:r>
-        <w:rPr>
-          <w:rFonts w:ascii="IBM Plex Sans" w:cs="IBM Plex Sans" w:eastAsia="IBM Plex Sans" w:hAnsi="IBM Plex Sans"/>
-          <w:b w:val="1"/>
-          <w:bCs w:val="1"/>
-          <w:rtl w:val="0"/>
-        </w:rPr>
-        <w:t xml:space="preserve">Industry Standards</w:t>
-      </w:r>
-      <w:r>
-        <w:rPr>
-          <w:rFonts w:ascii="IBM Plex Sans" w:cs="IBM Plex Sans" w:eastAsia="IBM Plex Sans" w:hAnsi="IBM Plex Sans"/>
-          <w:rtl w:val="0"/>
-        </w:rPr>
-        <w:t xml:space="preserve">: Our testing workflows are mapped to the OWASP Top 10, NIST SP 800-115, and PTES (Penetration Testing Execution Standard) frameworks.</w:t>
-      </w:r>
-      <w:r>
-        <w:rPr>
-          <w:rtl w:val="0"/>
-        </w:rPr>
-      </w:r>
-    </w:p>
-    <w:p>
-      <w:pPr>
-        <w:numPr>
-          <w:ilvl w:val="0"/>
-          <w:numId w:val="2"/>
-        </w:numPr>
-        <w:spacing w:after="240" w:before="0" w:line="240" w:lineRule="auto"/>
-        <w:ind w:left="720" w:hanging="360"/>
-        <w:jc w:val="left"/>
-        <w:rPr/>
-      </w:pPr>
-      <w:r>
-        <w:rPr>
-          <w:rFonts w:ascii="IBM Plex Sans" w:cs="IBM Plex Sans" w:eastAsia="IBM Plex Sans" w:hAnsi="IBM Plex Sans"/>
-          <w:b w:val="1"/>
-          <w:bCs w:val="1"/>
-          <w:rtl w:val="0"/>
-        </w:rPr>
-        <w:t xml:space="preserve">Dynamic Risk Context</w:t>
-      </w:r>
-      <w:r>
-        <w:rPr>
-          <w:rFonts w:ascii="IBM Plex Sans" w:cs="IBM Plex Sans" w:eastAsia="IBM Plex Sans" w:hAnsi="IBM Plex Sans"/>
-          <w:rtl w:val="0"/>
-        </w:rPr>
-        <w:t xml:space="preserve">: Our AI engine analyzes your specific business logic to categorize risks based on real-world impact. We filter out the noise, making sure your remediation efforts are focused on the vulnerabilities that pose a genuine threat to your operations and data.</w:t>
+        <w:ind w:left="1440" w:right="1440" w:firstLine="0"/>
+        <w:rPr>
+          <w:rFonts w:ascii="IBM Plex Sans" w:cs="IBM Plex Sans" w:eastAsia="IBM Plex Sans" w:hAnsi="IBM Plex Sans"/>
+        </w:rPr>
+      </w:pPr>
+      <w:r>
+        <w:rPr>
+          <w:rFonts w:ascii="IBM Plex Sans" w:cs="IBM Plex Sans" w:eastAsia="IBM Plex Sans" w:hAnsi="IBM Plex Sans"/>
+          <w:rtl w:val="0"/>
+        </w:rPr>
+        <w:t xml:space="preserve">We test your app the same way a human pentester would, but at machine speed. Our AI agents find vulnerabilities, validate them with proof-of-concept exploits, and filter out the noise. What you get is a report focused on what matters: the real risks to your business.</w:t>
       </w:r>
       <w:r>
         <w:rPr>
@@ -3153,6 +3040,27 @@
           <w:rFonts w:ascii="IBM Plex Sans" w:cs="IBM Plex Sans" w:eastAsia="IBM Plex Sans" w:hAnsi="IBM Plex Sans"/>
         </w:rPr>
       </w:pPr>
+      <w:r>
+        <w:rPr>
+          <w:rtl w:val="0"/>
+        </w:rPr>
+      </w:r>
+    </w:p>
+    <w:p>
+      <w:pPr>
+        <w:spacing w:after="240" w:before="240" w:line="240" w:lineRule="auto"/>
+        <w:ind w:left="1440" w:right="1440" w:firstLine="0"/>
+        <w:rPr>
+          <w:rFonts w:ascii="IBM Plex Sans" w:cs="IBM Plex Sans" w:eastAsia="IBM Plex Sans" w:hAnsi="IBM Plex Sans"/>
+        </w:rPr>
+      </w:pPr>
+      <w:r>
+        <w:rPr>
+          <w:rFonts w:ascii="IBM Plex Sans" w:cs="IBM Plex Sans" w:eastAsia="IBM Plex Sans" w:hAnsi="IBM Plex Sans"/>
+          <w:rtl w:val="0"/>
+        </w:rPr>
+        <w:t xml:space="preserve">{{FINDINGS_SUMMARY}}</w:t>
+      </w:r>
       <w:r>
         <w:rPr>
           <w:rtl w:val="0"/>

--- a/public/templates/AIP Pentest Report - Engine Template .docx
+++ b/public/templates/AIP Pentest Report - Engine Template .docx
@@ -7458,7 +7458,10 @@
     <w:basedOn w:val="Normal"/>
     <w:next w:val="Normal"/>
     <w:pPr>
-      <w:ind w:left="1640"/>
+      <w:widowControl w:val="1"/>
+      <w:spacing w:line="276" w:lineRule="auto"/>
+      <w:ind w:left="-90" w:right="720" w:firstLine="0"/>
+      <w:jc w:val="both"/>
     </w:pPr>
     <w:rPr>
       <w:rFonts w:ascii="Arial Black" w:cs="Arial Black" w:eastAsia="Arial Black" w:hAnsi="Arial Black"/>
